--- a/gen-documents/Sửa chữa mái tôn khu tập thể độc thân kỹ thuật/2. Tờ trình phê duyệt KHLCNT.docx
+++ b/gen-documents/Sửa chữa mái tôn khu tập thể độc thân kỹ thuật/2. Tờ trình phê duyệt KHLCNT.docx
@@ -299,7 +299,7 @@
                 <w:szCs w:val="26"/>
                 <w:lang w:val="en-US"/>
               </w:rPr>
-              <w:t xml:space="preserve">827A/QĐ-TTMN</w:t>
+              <w:t xml:space="preserve">1072/TTr - LCQ</w:t>
             </w:r>
             <w:r>
               <w:rPr>
@@ -1120,7 +1120,7 @@
           <w:rFonts w:hint="default"/>
           <w:lang w:val="en-US"/>
         </w:rPr>
-        <w:t xml:space="preserve">undefined</w:t>
+        <w:t/>
       </w:r>
       <w:r>
         <w:rPr>
@@ -1152,7 +1152,7 @@
           <w:rFonts w:hint="default"/>
           <w:lang w:val="en-US"/>
         </w:rPr>
-        <w:t xml:space="preserve">undefined</w:t>
+        <w:t/>
       </w:r>
       <w:r>
         <w:rPr>
@@ -1303,7 +1303,7 @@
           <w:color w:val="000000"/>
           <w:lang w:val="en-US"/>
         </w:rPr>
-        <w:t xml:space="preserve">undefined</w:t>
+        <w:t xml:space="preserve">3052/QĐ – TCT</w:t>
       </w:r>
       <w:r>
         <w:rPr>
@@ -1325,7 +1325,7 @@
           <w:highlight w:val="none"/>
           <w:lang w:val="en-US"/>
         </w:rPr>
-        <w:t xml:space="preserve">undefined</w:t>
+        <w:t xml:space="preserve">2024-12-29T17:00:00.000Z</w:t>
       </w:r>
       <w:r>
         <w:rPr>
@@ -2796,6 +2796,32 @@
               <w:keepLines w:val="0"/>
               <w:widowControl/>
               <w:suppressLineNumbers w:val="0"/>
+              <w:spacing w:before="0" w:beforeAutospacing="0" w:after="0" w:afterAutospacing="0"/>
+              <w:ind w:left="0" w:right="0"/>
+              <w:jc w:val="center"/>
+              <w:rPr>
+                <w:rFonts w:hint="default" w:eastAsia="Times New Roman"/>
+                <w:bCs/>
+                <w:sz w:val="20"/>
+                <w:szCs w:val="20"/>
+              </w:rPr>
+            </w:pPr>
+            <w:r>
+              <w:rPr>
+                <w:rFonts w:hint="default" w:eastAsia="Times New Roman"/>
+                <w:bCs/>
+                <w:sz w:val="20"/>
+                <w:szCs w:val="20"/>
+              </w:rPr>
+              <w:t xml:space="preserve">Chỉ định thầu</w:t>
+            </w:r>
+          </w:p>
+          <w:p>
+            <w:pPr>
+              <w:keepNext w:val="0"/>
+              <w:keepLines w:val="0"/>
+              <w:widowControl/>
+              <w:suppressLineNumbers w:val="0"/>
               <w:spacing w:before="0" w:beforeAutospacing="0" w:after="0" w:afterAutospacing="0" w:line="240" w:lineRule="auto"/>
               <w:ind w:left="0" w:right="0"/>
               <w:jc w:val="center"/>
@@ -2809,13 +2835,12 @@
             </w:pPr>
             <w:r>
               <w:rPr>
-                <w:rFonts w:hint="default" w:eastAsia="Times New Roman" w:cs="Times New Roman"/>
-                <w:bCs/>
-                <w:sz w:val="20"/>
-                <w:szCs w:val="20"/>
-                <w:lang w:val="en-US"/>
-              </w:rPr>
-              <w:t xml:space="preserve">undefined</w:t>
+                <w:rFonts w:hint="default" w:eastAsia="Times New Roman"/>
+                <w:bCs/>
+                <w:sz w:val="20"/>
+                <w:szCs w:val="20"/>
+              </w:rPr>
+              <w:t xml:space="preserve">rút gọn</w:t>
             </w:r>
           </w:p>
         </w:tc>
@@ -2857,7 +2882,7 @@
                 <w:szCs w:val="20"/>
                 <w:lang w:val="en-US"/>
               </w:rPr>
-              <w:t xml:space="preserve">undefined</w:t>
+              <w:t xml:space="preserve">Tháng 12/2025</w:t>
             </w:r>
           </w:p>
         </w:tc>
@@ -3242,6 +3267,32 @@
               <w:keepLines w:val="0"/>
               <w:widowControl/>
               <w:suppressLineNumbers w:val="0"/>
+              <w:spacing w:before="0" w:beforeAutospacing="0" w:after="0" w:afterAutospacing="0"/>
+              <w:ind w:left="0" w:right="0"/>
+              <w:jc w:val="center"/>
+              <w:rPr>
+                <w:rFonts w:hint="default" w:eastAsia="Times New Roman"/>
+                <w:bCs/>
+                <w:sz w:val="20"/>
+                <w:szCs w:val="20"/>
+              </w:rPr>
+            </w:pPr>
+            <w:r>
+              <w:rPr>
+                <w:rFonts w:hint="default" w:eastAsia="Times New Roman"/>
+                <w:bCs/>
+                <w:sz w:val="20"/>
+                <w:szCs w:val="20"/>
+              </w:rPr>
+              <w:t xml:space="preserve">Chỉ định thầu</w:t>
+            </w:r>
+          </w:p>
+          <w:p>
+            <w:pPr>
+              <w:keepNext w:val="0"/>
+              <w:keepLines w:val="0"/>
+              <w:widowControl/>
+              <w:suppressLineNumbers w:val="0"/>
               <w:spacing w:before="0" w:beforeAutospacing="0" w:after="0" w:afterAutospacing="0" w:line="240" w:lineRule="auto"/>
               <w:ind w:left="0" w:right="0"/>
               <w:jc w:val="center"/>
@@ -3255,13 +3306,12 @@
             </w:pPr>
             <w:r>
               <w:rPr>
-                <w:rFonts w:hint="default" w:eastAsia="Times New Roman" w:cs="Times New Roman"/>
-                <w:bCs/>
-                <w:sz w:val="20"/>
-                <w:szCs w:val="20"/>
-                <w:lang w:val="en-US"/>
-              </w:rPr>
-              <w:t xml:space="preserve">undefined</w:t>
+                <w:rFonts w:hint="default" w:eastAsia="Times New Roman"/>
+                <w:bCs/>
+                <w:sz w:val="20"/>
+                <w:szCs w:val="20"/>
+              </w:rPr>
+              <w:t xml:space="preserve">rút gọn</w:t>
             </w:r>
           </w:p>
         </w:tc>
@@ -3303,7 +3353,7 @@
                 <w:szCs w:val="20"/>
                 <w:lang w:val="en-US"/>
               </w:rPr>
-              <w:t xml:space="preserve">undefined</w:t>
+              <w:t xml:space="preserve">Tháng 12/2025</w:t>
             </w:r>
           </w:p>
         </w:tc>
@@ -3907,18 +3957,17 @@
       </w:r>
       <w:r>
         <w:rPr>
-          <w:rFonts w:eastAsia="Times New Roman"/>
-          <w:highlight w:val="yellow"/>
-          <w:lang w:val="it-IT"/>
-        </w:rPr>
-        <w:t>Tháng 9/2025</w:t>
+          <w:rFonts w:hint="default" w:eastAsia="Times New Roman"/>
+          <w:lang w:val="en-US"/>
+        </w:rPr>
+        <w:t xml:space="preserve">Tháng 12/2025 </w:t>
       </w:r>
       <w:r>
         <w:rPr>
           <w:rFonts w:eastAsia="Times New Roman"/>
           <w:lang w:val="it-IT"/>
         </w:rPr>
-        <w:t xml:space="preserve"> (sau khi có Quyết định phê duyệt Kế hoạch lựa chọn nhà thầu).</w:t>
+        <w:t>(sau khi có Quyết định phê duyệt Kế hoạch lựa chọn nhà thầu).</w:t>
       </w:r>
     </w:p>
     <w:p>
@@ -4013,7 +4062,7 @@
           <w:rFonts w:hint="default" w:eastAsia="Times New Roman"/>
           <w:lang w:val="en-US"/>
         </w:rPr>
-        <w:t xml:space="preserve">undefined.</w:t>
+        <w:t xml:space="preserve">10 ngày.</w:t>
       </w:r>
     </w:p>
     <w:p>
@@ -4042,7 +4091,7 @@
           <w:rFonts w:hint="default" w:eastAsia="Times New Roman"/>
           <w:lang w:val="en-US"/>
         </w:rPr>
-        <w:t xml:space="preserve">undefined.</w:t>
+        <w:t xml:space="preserve">5 ngày.</w:t>
       </w:r>
     </w:p>
     <w:p>
